--- a/ApêndiceC-Análise/4 -VisãoComportamental/PID-Gestão-Pets.docx
+++ b/ApêndiceC-Análise/4 -VisãoComportamental/PID-Gestão-Pets.docx
@@ -298,6 +298,14 @@
         </w:rPr>
         <w:t xml:space="preserve">Módulo: </w:t>
       </w:r>
+      <w:r>
+        <w:rPr>
+          <w:rFonts w:ascii="Times New Roman" w:eastAsia="Times New Roman" w:hAnsi="Times New Roman" w:cs="Times New Roman"/>
+          <w:sz w:val="24"/>
+          <w:szCs w:val="24"/>
+        </w:rPr>
+        <w:t>Gestão de Pets</w:t>
+      </w:r>
     </w:p>
     <w:tbl>
       <w:tblPr>
@@ -382,6 +390,15 @@
                 <w:szCs w:val="20"/>
               </w:rPr>
             </w:pPr>
+            <w:r>
+              <w:rPr>
+                <w:rFonts w:ascii="Times New Roman" w:eastAsia="Times New Roman" w:hAnsi="Times New Roman" w:cs="Times New Roman"/>
+                <w:color w:val="000000"/>
+                <w:sz w:val="20"/>
+                <w:szCs w:val="20"/>
+              </w:rPr>
+              <w:t>Cadastrar Pet</w:t>
+            </w:r>
           </w:p>
         </w:tc>
       </w:tr>
@@ -448,6 +465,15 @@
                 <w:szCs w:val="20"/>
               </w:rPr>
             </w:pPr>
+            <w:r>
+              <w:rPr>
+                <w:rFonts w:ascii="Times New Roman" w:eastAsia="Times New Roman" w:hAnsi="Times New Roman" w:cs="Times New Roman"/>
+                <w:color w:val="000000"/>
+                <w:sz w:val="20"/>
+                <w:szCs w:val="20"/>
+              </w:rPr>
+              <w:t>Inserção de dados de um novo animal de estimação</w:t>
+            </w:r>
           </w:p>
         </w:tc>
       </w:tr>
@@ -496,6 +522,9 @@
           <w:p>
             <w:pPr>
               <w:pStyle w:val="Normal2"/>
+              <w:tabs>
+                <w:tab w:val="left" w:pos="430"/>
+              </w:tabs>
               <w:rPr>
                 <w:rFonts w:ascii="Times New Roman" w:eastAsia="Times New Roman" w:hAnsi="Times New Roman" w:cs="Times New Roman"/>
                 <w:color w:val="000000"/>
@@ -503,6 +532,15 @@
                 <w:szCs w:val="20"/>
               </w:rPr>
             </w:pPr>
+            <w:r>
+              <w:rPr>
+                <w:rFonts w:ascii="Times New Roman" w:eastAsia="Times New Roman" w:hAnsi="Times New Roman" w:cs="Times New Roman"/>
+                <w:color w:val="000000"/>
+                <w:sz w:val="20"/>
+                <w:szCs w:val="20"/>
+              </w:rPr>
+              <w:t>RF 3</w:t>
+            </w:r>
           </w:p>
         </w:tc>
       </w:tr>
@@ -569,6 +607,15 @@
                 <w:szCs w:val="20"/>
               </w:rPr>
             </w:pPr>
+            <w:r>
+              <w:rPr>
+                <w:rFonts w:ascii="Times New Roman" w:eastAsia="Times New Roman" w:hAnsi="Times New Roman" w:cs="Times New Roman"/>
+                <w:color w:val="000000"/>
+                <w:sz w:val="20"/>
+                <w:szCs w:val="20"/>
+              </w:rPr>
+              <w:t>Usuário (Tutor)</w:t>
+            </w:r>
           </w:p>
         </w:tc>
       </w:tr>
@@ -635,6 +682,15 @@
                 <w:szCs w:val="20"/>
               </w:rPr>
             </w:pPr>
+            <w:r>
+              <w:rPr>
+                <w:rFonts w:ascii="Times New Roman" w:eastAsia="Times New Roman" w:hAnsi="Times New Roman" w:cs="Times New Roman"/>
+                <w:color w:val="000000"/>
+                <w:sz w:val="20"/>
+                <w:szCs w:val="20"/>
+              </w:rPr>
+              <w:t>O usuário deve estar autenticado no sistema.</w:t>
+            </w:r>
           </w:p>
         </w:tc>
       </w:tr>
@@ -701,6 +757,15 @@
                 <w:szCs w:val="20"/>
               </w:rPr>
             </w:pPr>
+            <w:r>
+              <w:rPr>
+                <w:rFonts w:ascii="Times New Roman" w:eastAsia="Times New Roman" w:hAnsi="Times New Roman" w:cs="Times New Roman"/>
+                <w:color w:val="000000"/>
+                <w:sz w:val="20"/>
+                <w:szCs w:val="20"/>
+              </w:rPr>
+              <w:t>Perfil do pet criado, imagem armazenada (se houver) e associado à conta do usuário logado.</w:t>
+            </w:r>
           </w:p>
         </w:tc>
       </w:tr>
@@ -798,6 +863,158 @@
                 <w:szCs w:val="20"/>
               </w:rPr>
             </w:pPr>
+            <w:r>
+              <w:rPr>
+                <w:rFonts w:ascii="Times New Roman" w:eastAsia="Times New Roman" w:hAnsi="Times New Roman" w:cs="Times New Roman"/>
+                <w:color w:val="000000"/>
+                <w:sz w:val="20"/>
+                <w:szCs w:val="20"/>
+              </w:rPr>
+              <w:t>1. Preenche os dados do pet (Nome, Espécie, Raça, Idade, Sexo) e faz o upload da foto (opcional).</w:t>
+            </w:r>
+          </w:p>
+        </w:tc>
+        <w:tc>
+          <w:tcPr>
+            <w:tcW w:w="6641" w:type="dxa"/>
+            <w:tcBorders>
+              <w:top w:val="single" w:sz="4" w:space="0" w:color="000000"/>
+              <w:left w:val="single" w:sz="4" w:space="0" w:color="000000"/>
+              <w:bottom w:val="single" w:sz="4" w:space="0" w:color="000000"/>
+              <w:right w:val="single" w:sz="4" w:space="0" w:color="000000"/>
+            </w:tcBorders>
+          </w:tcPr>
+          <w:p>
+            <w:pPr>
+              <w:pStyle w:val="Normal2"/>
+              <w:spacing w:line="276" w:lineRule="auto"/>
+              <w:rPr>
+                <w:rFonts w:ascii="Times New Roman" w:eastAsia="Times New Roman" w:hAnsi="Times New Roman" w:cs="Times New Roman"/>
+                <w:color w:val="000000"/>
+                <w:sz w:val="20"/>
+                <w:szCs w:val="20"/>
+              </w:rPr>
+            </w:pPr>
+            <w:r>
+              <w:rPr>
+                <w:rFonts w:ascii="Times New Roman" w:eastAsia="Times New Roman" w:hAnsi="Times New Roman" w:cs="Times New Roman"/>
+                <w:color w:val="000000"/>
+                <w:sz w:val="20"/>
+                <w:szCs w:val="20"/>
+              </w:rPr>
+              <w:t xml:space="preserve">2. </w:t>
+            </w:r>
+            <w:proofErr w:type="spellStart"/>
+            <w:r>
+              <w:rPr>
+                <w:rFonts w:ascii="Times New Roman" w:eastAsia="Times New Roman" w:hAnsi="Times New Roman" w:cs="Times New Roman"/>
+                <w:color w:val="000000"/>
+                <w:sz w:val="20"/>
+                <w:szCs w:val="20"/>
+              </w:rPr>
+              <w:t>Valida</w:t>
+            </w:r>
+            <w:proofErr w:type="spellEnd"/>
+            <w:r>
+              <w:rPr>
+                <w:rFonts w:ascii="Times New Roman" w:eastAsia="Times New Roman" w:hAnsi="Times New Roman" w:cs="Times New Roman"/>
+                <w:color w:val="000000"/>
+                <w:sz w:val="20"/>
+                <w:szCs w:val="20"/>
+              </w:rPr>
+              <w:t xml:space="preserve"> a obrigatoriedade do nome, realiza o upload da imagem e associa os dados ao identificador do usuário.</w:t>
+            </w:r>
+          </w:p>
+        </w:tc>
+      </w:tr>
+      <w:tr>
+        <w:tc>
+          <w:tcPr>
+            <w:tcW w:w="2381" w:type="dxa"/>
+            <w:tcBorders>
+              <w:top w:val="single" w:sz="4" w:space="0" w:color="000000"/>
+              <w:left w:val="single" w:sz="4" w:space="0" w:color="000000"/>
+              <w:bottom w:val="single" w:sz="4" w:space="0" w:color="000000"/>
+              <w:right w:val="single" w:sz="4" w:space="0" w:color="000000"/>
+            </w:tcBorders>
+          </w:tcPr>
+          <w:p>
+            <w:pPr>
+              <w:pStyle w:val="Normal2"/>
+              <w:spacing w:line="276" w:lineRule="auto"/>
+              <w:rPr>
+                <w:rFonts w:ascii="Times New Roman" w:eastAsia="Times New Roman" w:hAnsi="Times New Roman" w:cs="Times New Roman"/>
+                <w:color w:val="000000"/>
+                <w:sz w:val="20"/>
+                <w:szCs w:val="20"/>
+              </w:rPr>
+            </w:pPr>
+            <w:r>
+              <w:rPr>
+                <w:rFonts w:ascii="Times New Roman" w:eastAsia="Times New Roman" w:hAnsi="Times New Roman" w:cs="Times New Roman"/>
+                <w:color w:val="000000"/>
+                <w:sz w:val="20"/>
+                <w:szCs w:val="20"/>
+              </w:rPr>
+              <w:t>3. Confirma o registro.</w:t>
+            </w:r>
+          </w:p>
+        </w:tc>
+        <w:tc>
+          <w:tcPr>
+            <w:tcW w:w="6641" w:type="dxa"/>
+            <w:tcBorders>
+              <w:top w:val="single" w:sz="4" w:space="0" w:color="000000"/>
+              <w:left w:val="single" w:sz="4" w:space="0" w:color="000000"/>
+              <w:bottom w:val="single" w:sz="4" w:space="0" w:color="000000"/>
+              <w:right w:val="single" w:sz="4" w:space="0" w:color="000000"/>
+            </w:tcBorders>
+          </w:tcPr>
+          <w:p>
+            <w:pPr>
+              <w:pStyle w:val="Normal2"/>
+              <w:spacing w:line="276" w:lineRule="auto"/>
+              <w:rPr>
+                <w:rFonts w:ascii="Times New Roman" w:eastAsia="Times New Roman" w:hAnsi="Times New Roman" w:cs="Times New Roman"/>
+                <w:color w:val="000000"/>
+                <w:sz w:val="20"/>
+                <w:szCs w:val="20"/>
+              </w:rPr>
+            </w:pPr>
+            <w:r>
+              <w:rPr>
+                <w:rFonts w:ascii="Times New Roman" w:eastAsia="Times New Roman" w:hAnsi="Times New Roman" w:cs="Times New Roman"/>
+                <w:color w:val="000000"/>
+                <w:sz w:val="20"/>
+                <w:szCs w:val="20"/>
+              </w:rPr>
+              <w:t>4. Salva as informações no banco de dados e exibe o pet na listagem do usuário.</w:t>
+            </w:r>
+          </w:p>
+        </w:tc>
+      </w:tr>
+      <w:tr>
+        <w:tc>
+          <w:tcPr>
+            <w:tcW w:w="2381" w:type="dxa"/>
+            <w:tcBorders>
+              <w:top w:val="single" w:sz="4" w:space="0" w:color="000000"/>
+              <w:left w:val="single" w:sz="4" w:space="0" w:color="000000"/>
+              <w:bottom w:val="single" w:sz="4" w:space="0" w:color="000000"/>
+              <w:right w:val="single" w:sz="4" w:space="0" w:color="000000"/>
+            </w:tcBorders>
+          </w:tcPr>
+          <w:p>
+            <w:pPr>
+              <w:pStyle w:val="Normal2"/>
+              <w:spacing w:line="276" w:lineRule="auto"/>
+              <w:rPr>
+                <w:rFonts w:ascii="Times New Roman" w:eastAsia="Times New Roman" w:hAnsi="Times New Roman" w:cs="Times New Roman"/>
+                <w:color w:val="000000"/>
+                <w:sz w:val="20"/>
+                <w:szCs w:val="20"/>
+              </w:rPr>
+            </w:pPr>
           </w:p>
         </w:tc>
         <w:tc>
@@ -1112,103 +1329,76 @@
           </w:p>
         </w:tc>
       </w:tr>
-      <w:tr>
-        <w:tc>
-          <w:tcPr>
-            <w:tcW w:w="2381" w:type="dxa"/>
-            <w:tcBorders>
-              <w:top w:val="single" w:sz="4" w:space="0" w:color="000000"/>
-              <w:left w:val="single" w:sz="4" w:space="0" w:color="000000"/>
-              <w:bottom w:val="single" w:sz="4" w:space="0" w:color="000000"/>
-              <w:right w:val="single" w:sz="4" w:space="0" w:color="000000"/>
-            </w:tcBorders>
-          </w:tcPr>
-          <w:p>
-            <w:pPr>
-              <w:pStyle w:val="Normal2"/>
-              <w:spacing w:line="276" w:lineRule="auto"/>
-              <w:rPr>
-                <w:rFonts w:ascii="Times New Roman" w:eastAsia="Times New Roman" w:hAnsi="Times New Roman" w:cs="Times New Roman"/>
-                <w:color w:val="000000"/>
-                <w:sz w:val="20"/>
-                <w:szCs w:val="20"/>
-              </w:rPr>
-            </w:pPr>
-          </w:p>
-        </w:tc>
-        <w:tc>
-          <w:tcPr>
-            <w:tcW w:w="6641" w:type="dxa"/>
-            <w:tcBorders>
-              <w:top w:val="single" w:sz="4" w:space="0" w:color="000000"/>
-              <w:left w:val="single" w:sz="4" w:space="0" w:color="000000"/>
-              <w:bottom w:val="single" w:sz="4" w:space="0" w:color="000000"/>
-              <w:right w:val="single" w:sz="4" w:space="0" w:color="000000"/>
-            </w:tcBorders>
-          </w:tcPr>
-          <w:p>
-            <w:pPr>
-              <w:pStyle w:val="Normal2"/>
-              <w:spacing w:line="276" w:lineRule="auto"/>
-              <w:rPr>
-                <w:rFonts w:ascii="Times New Roman" w:eastAsia="Times New Roman" w:hAnsi="Times New Roman" w:cs="Times New Roman"/>
-                <w:color w:val="000000"/>
-                <w:sz w:val="20"/>
-                <w:szCs w:val="20"/>
-              </w:rPr>
-            </w:pPr>
-          </w:p>
-        </w:tc>
-      </w:tr>
-      <w:tr>
-        <w:tc>
-          <w:tcPr>
-            <w:tcW w:w="2381" w:type="dxa"/>
-            <w:tcBorders>
-              <w:top w:val="single" w:sz="4" w:space="0" w:color="000000"/>
-              <w:left w:val="single" w:sz="4" w:space="0" w:color="000000"/>
-              <w:bottom w:val="single" w:sz="4" w:space="0" w:color="000000"/>
-              <w:right w:val="single" w:sz="4" w:space="0" w:color="000000"/>
-            </w:tcBorders>
-          </w:tcPr>
-          <w:p>
-            <w:pPr>
-              <w:pStyle w:val="Normal2"/>
-              <w:spacing w:line="276" w:lineRule="auto"/>
-              <w:rPr>
-                <w:rFonts w:ascii="Times New Roman" w:eastAsia="Times New Roman" w:hAnsi="Times New Roman" w:cs="Times New Roman"/>
-                <w:color w:val="000000"/>
-                <w:sz w:val="20"/>
-                <w:szCs w:val="20"/>
-              </w:rPr>
-            </w:pPr>
-          </w:p>
-        </w:tc>
-        <w:tc>
-          <w:tcPr>
-            <w:tcW w:w="6641" w:type="dxa"/>
-            <w:tcBorders>
-              <w:top w:val="single" w:sz="4" w:space="0" w:color="000000"/>
-              <w:left w:val="single" w:sz="4" w:space="0" w:color="000000"/>
-              <w:bottom w:val="single" w:sz="4" w:space="0" w:color="000000"/>
-              <w:right w:val="single" w:sz="4" w:space="0" w:color="000000"/>
-            </w:tcBorders>
-          </w:tcPr>
-          <w:p>
-            <w:pPr>
-              <w:pStyle w:val="Normal2"/>
-              <w:spacing w:line="276" w:lineRule="auto"/>
-              <w:rPr>
-                <w:rFonts w:ascii="Times New Roman" w:eastAsia="Times New Roman" w:hAnsi="Times New Roman" w:cs="Times New Roman"/>
-                <w:color w:val="000000"/>
-                <w:sz w:val="20"/>
-                <w:szCs w:val="20"/>
-              </w:rPr>
-            </w:pPr>
-          </w:p>
-        </w:tc>
-      </w:tr>
     </w:tbl>
+    <w:p>
+      <w:pPr>
+        <w:pStyle w:val="Normal2"/>
+        <w:spacing w:after="180" w:line="288" w:lineRule="auto"/>
+        <w:rPr>
+          <w:rFonts w:ascii="Times New Roman" w:hAnsi="Times New Roman" w:cs="Times New Roman"/>
+          <w:sz w:val="20"/>
+          <w:szCs w:val="20"/>
+        </w:rPr>
+      </w:pPr>
+      <w:r>
+        <w:rPr>
+          <w:rFonts w:ascii="Times New Roman" w:hAnsi="Times New Roman" w:cs="Times New Roman"/>
+          <w:b/>
+          <w:bCs/>
+          <w:sz w:val="20"/>
+          <w:szCs w:val="20"/>
+        </w:rPr>
+        <w:t>Fluxo de exceção</w:t>
+      </w:r>
+    </w:p>
+    <w:p>
+      <w:pPr>
+        <w:pStyle w:val="Normal2"/>
+        <w:numPr>
+          <w:ilvl w:val="0"/>
+          <w:numId w:val="1"/>
+        </w:numPr>
+        <w:spacing w:after="180" w:line="288" w:lineRule="auto"/>
+        <w:rPr>
+          <w:rFonts w:ascii="Times New Roman" w:hAnsi="Times New Roman" w:cs="Times New Roman"/>
+          <w:sz w:val="20"/>
+          <w:szCs w:val="20"/>
+        </w:rPr>
+      </w:pPr>
+      <w:r>
+        <w:rPr>
+          <w:rFonts w:ascii="Times New Roman" w:hAnsi="Times New Roman" w:cs="Times New Roman"/>
+          <w:b/>
+          <w:bCs/>
+          <w:sz w:val="20"/>
+          <w:szCs w:val="20"/>
+        </w:rPr>
+        <w:t>E1 – Dados obrigatórios ausentes</w:t>
+      </w:r>
+    </w:p>
+    <w:p>
+      <w:pPr>
+        <w:pStyle w:val="Normal2"/>
+        <w:numPr>
+          <w:ilvl w:val="1"/>
+          <w:numId w:val="1"/>
+        </w:numPr>
+        <w:spacing w:after="180" w:line="288" w:lineRule="auto"/>
+        <w:rPr>
+          <w:rFonts w:ascii="Times New Roman" w:hAnsi="Times New Roman" w:cs="Times New Roman"/>
+          <w:sz w:val="20"/>
+          <w:szCs w:val="20"/>
+        </w:rPr>
+      </w:pPr>
+      <w:r>
+        <w:rPr>
+          <w:rFonts w:ascii="Times New Roman" w:hAnsi="Times New Roman" w:cs="Times New Roman"/>
+          <w:sz w:val="20"/>
+          <w:szCs w:val="20"/>
+        </w:rPr>
+        <w:t>Se o nome do pet não for informado: → Exibe mensagem: "O nome do pet é obrigatório." → Impede o salvamento até a correção.</w:t>
+      </w:r>
+    </w:p>
     <w:p>
       <w:pPr>
         <w:pStyle w:val="Normal2"/>
@@ -1216,7 +1406,7 @@
       </w:pPr>
     </w:p>
     <w:sectPr>
-      <w:headerReference w:type="default" r:id="rId7"/>
+      <w:headerReference w:type="default" r:id="rId8"/>
       <w:pgSz w:w="11906" w:h="16838"/>
       <w:pgMar w:top="1700" w:right="1133" w:bottom="1133" w:left="1700" w:header="720" w:footer="720" w:gutter="0"/>
       <w:pgNumType w:start="1"/>
@@ -1409,6 +1599,163 @@
     </w:pPr>
   </w:p>
 </w:hdr>
+</file>
+
+<file path=word/numbering.xml><?xml version="1.0" encoding="utf-8"?>
+<w:numbering xmlns:wpc="http://schemas.microsoft.com/office/word/2010/wordprocessingCanvas" xmlns:cx="http://schemas.microsoft.com/office/drawing/2014/chartex" xmlns:cx1="http://schemas.microsoft.com/office/drawing/2015/9/8/chartex" xmlns:cx2="http://schemas.microsoft.com/office/drawing/2015/10/21/chartex" xmlns:cx3="http://schemas.microsoft.com/office/drawing/2016/5/9/chartex" xmlns:cx4="http://schemas.microsoft.com/office/drawing/2016/5/10/chartex" xmlns:cx5="http://schemas.microsoft.com/office/drawing/2016/5/11/chartex" xmlns:cx6="http://schemas.microsoft.com/office/drawing/2016/5/12/chartex" xmlns:cx7="http://schemas.microsoft.com/office/drawing/2016/5/13/chartex" xmlns:cx8="http://schemas.microsoft.com/office/drawing/2016/5/14/chartex" xmlns:mc="http://schemas.openxmlformats.org/markup-compatibility/2006" xmlns:aink="http://schemas.microsoft.com/office/drawing/2016/ink" xmlns:am3d="http://schemas.microsoft.com/office/drawing/2017/model3d" xmlns:o="urn:schemas-microsoft-com:office:office" xmlns:oel="http://schemas.microsoft.com/office/2019/extlst" xmlns:r="http://schemas.openxmlformats.org/officeDocument/2006/relationships" xmlns:m="http://schemas.openxmlformats.org/officeDocument/2006/math" xmlns:v="urn:schemas-microsoft-com:vml" xmlns:wp14="http://schemas.microsoft.com/office/word/2010/wordprocessingDrawing" xmlns:wp="http://schemas.openxmlformats.org/drawingml/2006/wordprocessingDrawing" xmlns:w10="urn:schemas-microsoft-com:office:word" xmlns:w="http://schemas.openxmlformats.org/wordprocessingml/2006/main" xmlns:w14="http://schemas.microsoft.com/office/word/2010/wordml" xmlns:w15="http://schemas.microsoft.com/office/word/2012/wordml" xmlns:w16cex="http://schemas.microsoft.com/office/word/2018/wordml/cex" xmlns:w16cid="http://schemas.microsoft.com/office/word/2016/wordml/cid" xmlns:w16="http://schemas.microsoft.com/office/word/2018/wordml" xmlns:w16du="http://schemas.microsoft.com/office/word/2023/wordml/word16du" xmlns:w16sdtdh="http://schemas.microsoft.com/office/word/2020/wordml/sdtdatahash" xmlns:w16sdtfl="http://schemas.microsoft.com/office/word/2024/wordml/sdtformatlock" xmlns:w16se="http://schemas.microsoft.com/office/word/2015/wordml/symex" xmlns:wpg="http://schemas.microsoft.com/office/word/2010/wordprocessingGroup" xmlns:wpi="http://schemas.microsoft.com/office/word/2010/wordprocessingInk" xmlns:wne="http://schemas.microsoft.com/office/word/2006/wordml" xmlns:wps="http://schemas.microsoft.com/office/word/2010/wordprocessingShape" mc:Ignorable="w14 w15 w16se w16cid w16 w16cex w16sdtdh w16sdtfl w16du wp14">
+  <w:abstractNum w:abstractNumId="0" w15:restartNumberingAfterBreak="0">
+    <w:nsid w:val="3A311A96"/>
+    <w:multiLevelType w:val="multilevel"/>
+    <w:tmpl w:val="4A14752C"/>
+    <w:lvl w:ilvl="0">
+      <w:start w:val="1"/>
+      <w:numFmt w:val="bullet"/>
+      <w:lvlText w:val=""/>
+      <w:lvlJc w:val="left"/>
+      <w:pPr>
+        <w:tabs>
+          <w:tab w:val="num" w:pos="720"/>
+        </w:tabs>
+        <w:ind w:left="720" w:hanging="360"/>
+      </w:pPr>
+      <w:rPr>
+        <w:rFonts w:ascii="Symbol" w:hAnsi="Symbol" w:hint="default"/>
+        <w:sz w:val="20"/>
+      </w:rPr>
+    </w:lvl>
+    <w:lvl w:ilvl="1">
+      <w:start w:val="1"/>
+      <w:numFmt w:val="bullet"/>
+      <w:lvlText w:val="o"/>
+      <w:lvlJc w:val="left"/>
+      <w:pPr>
+        <w:tabs>
+          <w:tab w:val="num" w:pos="1440"/>
+        </w:tabs>
+        <w:ind w:left="1440" w:hanging="360"/>
+      </w:pPr>
+      <w:rPr>
+        <w:rFonts w:ascii="Courier New" w:hAnsi="Courier New" w:hint="default"/>
+        <w:sz w:val="20"/>
+      </w:rPr>
+    </w:lvl>
+    <w:lvl w:ilvl="2" w:tentative="1">
+      <w:start w:val="1"/>
+      <w:numFmt w:val="bullet"/>
+      <w:lvlText w:val=""/>
+      <w:lvlJc w:val="left"/>
+      <w:pPr>
+        <w:tabs>
+          <w:tab w:val="num" w:pos="2160"/>
+        </w:tabs>
+        <w:ind w:left="2160" w:hanging="360"/>
+      </w:pPr>
+      <w:rPr>
+        <w:rFonts w:ascii="Wingdings" w:hAnsi="Wingdings" w:hint="default"/>
+        <w:sz w:val="20"/>
+      </w:rPr>
+    </w:lvl>
+    <w:lvl w:ilvl="3" w:tentative="1">
+      <w:start w:val="1"/>
+      <w:numFmt w:val="bullet"/>
+      <w:lvlText w:val=""/>
+      <w:lvlJc w:val="left"/>
+      <w:pPr>
+        <w:tabs>
+          <w:tab w:val="num" w:pos="2880"/>
+        </w:tabs>
+        <w:ind w:left="2880" w:hanging="360"/>
+      </w:pPr>
+      <w:rPr>
+        <w:rFonts w:ascii="Wingdings" w:hAnsi="Wingdings" w:hint="default"/>
+        <w:sz w:val="20"/>
+      </w:rPr>
+    </w:lvl>
+    <w:lvl w:ilvl="4" w:tentative="1">
+      <w:start w:val="1"/>
+      <w:numFmt w:val="bullet"/>
+      <w:lvlText w:val=""/>
+      <w:lvlJc w:val="left"/>
+      <w:pPr>
+        <w:tabs>
+          <w:tab w:val="num" w:pos="3600"/>
+        </w:tabs>
+        <w:ind w:left="3600" w:hanging="360"/>
+      </w:pPr>
+      <w:rPr>
+        <w:rFonts w:ascii="Wingdings" w:hAnsi="Wingdings" w:hint="default"/>
+        <w:sz w:val="20"/>
+      </w:rPr>
+    </w:lvl>
+    <w:lvl w:ilvl="5" w:tentative="1">
+      <w:start w:val="1"/>
+      <w:numFmt w:val="bullet"/>
+      <w:lvlText w:val=""/>
+      <w:lvlJc w:val="left"/>
+      <w:pPr>
+        <w:tabs>
+          <w:tab w:val="num" w:pos="4320"/>
+        </w:tabs>
+        <w:ind w:left="4320" w:hanging="360"/>
+      </w:pPr>
+      <w:rPr>
+        <w:rFonts w:ascii="Wingdings" w:hAnsi="Wingdings" w:hint="default"/>
+        <w:sz w:val="20"/>
+      </w:rPr>
+    </w:lvl>
+    <w:lvl w:ilvl="6" w:tentative="1">
+      <w:start w:val="1"/>
+      <w:numFmt w:val="bullet"/>
+      <w:lvlText w:val=""/>
+      <w:lvlJc w:val="left"/>
+      <w:pPr>
+        <w:tabs>
+          <w:tab w:val="num" w:pos="5040"/>
+        </w:tabs>
+        <w:ind w:left="5040" w:hanging="360"/>
+      </w:pPr>
+      <w:rPr>
+        <w:rFonts w:ascii="Wingdings" w:hAnsi="Wingdings" w:hint="default"/>
+        <w:sz w:val="20"/>
+      </w:rPr>
+    </w:lvl>
+    <w:lvl w:ilvl="7" w:tentative="1">
+      <w:start w:val="1"/>
+      <w:numFmt w:val="bullet"/>
+      <w:lvlText w:val=""/>
+      <w:lvlJc w:val="left"/>
+      <w:pPr>
+        <w:tabs>
+          <w:tab w:val="num" w:pos="5760"/>
+        </w:tabs>
+        <w:ind w:left="5760" w:hanging="360"/>
+      </w:pPr>
+      <w:rPr>
+        <w:rFonts w:ascii="Wingdings" w:hAnsi="Wingdings" w:hint="default"/>
+        <w:sz w:val="20"/>
+      </w:rPr>
+    </w:lvl>
+    <w:lvl w:ilvl="8" w:tentative="1">
+      <w:start w:val="1"/>
+      <w:numFmt w:val="bullet"/>
+      <w:lvlText w:val=""/>
+      <w:lvlJc w:val="left"/>
+      <w:pPr>
+        <w:tabs>
+          <w:tab w:val="num" w:pos="6480"/>
+        </w:tabs>
+        <w:ind w:left="6480" w:hanging="360"/>
+      </w:pPr>
+      <w:rPr>
+        <w:rFonts w:ascii="Wingdings" w:hAnsi="Wingdings" w:hint="default"/>
+        <w:sz w:val="20"/>
+      </w:rPr>
+    </w:lvl>
+  </w:abstractNum>
+  <w:num w:numId="1" w16cid:durableId="1314676611">
+    <w:abstractNumId w:val="0"/>
+  </w:num>
+</w:numbering>
 </file>
 
 <file path=word/styles.xml><?xml version="1.0" encoding="utf-8"?>

--- a/ApêndiceC-Análise/4 -VisãoComportamental/PID-Gestão-Pets.docx
+++ b/ApêndiceC-Análise/4 -VisãoComportamental/PID-Gestão-Pets.docx
@@ -902,9 +902,8 @@
                 <w:sz w:val="20"/>
                 <w:szCs w:val="20"/>
               </w:rPr>
-              <w:t xml:space="preserve">2. </w:t>
+              <w:t>2. Valida</w:t>
             </w:r>
-            <w:proofErr w:type="spellStart"/>
             <w:r>
               <w:rPr>
                 <w:rFonts w:ascii="Times New Roman" w:eastAsia="Times New Roman" w:hAnsi="Times New Roman" w:cs="Times New Roman"/>
@@ -912,9 +911,8 @@
                 <w:sz w:val="20"/>
                 <w:szCs w:val="20"/>
               </w:rPr>
-              <w:t>Valida</w:t>
+              <w:t>r</w:t>
             </w:r>
-            <w:proofErr w:type="spellEnd"/>
             <w:r>
               <w:rPr>
                 <w:rFonts w:ascii="Times New Roman" w:eastAsia="Times New Roman" w:hAnsi="Times New Roman" w:cs="Times New Roman"/>
@@ -2257,6 +2255,7 @@
   <w:style w:type="character" w:default="1" w:styleId="Fontepargpadro">
     <w:name w:val="Default Paragraph Font"/>
     <w:uiPriority w:val="1"/>
+    <w:semiHidden/>
     <w:unhideWhenUsed/>
   </w:style>
   <w:style w:type="table" w:default="1" w:styleId="Tabelanormal">
